--- a/tillsyn/A 1769-2022 tillsynsbegäran.docx
+++ b/tillsyn/A 1769-2022 tillsynsbegäran.docx
@@ -227,7 +227,7 @@
     <w:r>
       <w:tab/>
       <w:tab/>
-      <w:t>2026-09-14</w:t>
+      <w:t>2026-09-15</w:t>
       <w:br/>
       <w:br/>
     </w:r>

--- a/tillsyn/A 1769-2022 tillsynsbegäran.docx
+++ b/tillsyn/A 1769-2022 tillsynsbegäran.docx
@@ -227,7 +227,7 @@
     <w:r>
       <w:tab/>
       <w:tab/>
-      <w:t>2026-09-15</w:t>
+      <w:t>2026-09-16</w:t>
       <w:br/>
       <w:br/>
     </w:r>

--- a/tillsyn/A 1769-2022 tillsynsbegäran.docx
+++ b/tillsyn/A 1769-2022 tillsynsbegäran.docx
@@ -227,7 +227,7 @@
     <w:r>
       <w:tab/>
       <w:tab/>
-      <w:t>2026-09-16</w:t>
+      <w:t>2026-09-17</w:t>
       <w:br/>
       <w:br/>
     </w:r>

--- a/tillsyn/A 1769-2022 tillsynsbegäran.docx
+++ b/tillsyn/A 1769-2022 tillsynsbegäran.docx
@@ -227,7 +227,7 @@
     <w:r>
       <w:tab/>
       <w:tab/>
-      <w:t>2026-09-17</w:t>
+      <w:t>2026-09-18</w:t>
       <w:br/>
       <w:br/>
     </w:r>

--- a/tillsyn/A 1769-2022 tillsynsbegäran.docx
+++ b/tillsyn/A 1769-2022 tillsynsbegäran.docx
@@ -227,7 +227,7 @@
     <w:r>
       <w:tab/>
       <w:tab/>
-      <w:t>2026-09-18</w:t>
+      <w:t>2026-09-19</w:t>
       <w:br/>
       <w:br/>
     </w:r>

--- a/tillsyn/A 1769-2022 tillsynsbegäran.docx
+++ b/tillsyn/A 1769-2022 tillsynsbegäran.docx
@@ -227,7 +227,7 @@
     <w:r>
       <w:tab/>
       <w:tab/>
-      <w:t>2026-09-19</w:t>
+      <w:t>2026-09-21</w:t>
       <w:br/>
       <w:br/>
     </w:r>

--- a/tillsyn/A 1769-2022 tillsynsbegäran.docx
+++ b/tillsyn/A 1769-2022 tillsynsbegäran.docx
@@ -227,7 +227,7 @@
     <w:r>
       <w:tab/>
       <w:tab/>
-      <w:t>2026-09-21</w:t>
+      <w:t>2026-09-23</w:t>
       <w:br/>
       <w:br/>
     </w:r>

--- a/tillsyn/A 1769-2022 tillsynsbegäran.docx
+++ b/tillsyn/A 1769-2022 tillsynsbegäran.docx
@@ -227,7 +227,7 @@
     <w:r>
       <w:tab/>
       <w:tab/>
-      <w:t>2026-09-23</w:t>
+      <w:t>2026-09-24</w:t>
       <w:br/>
       <w:br/>
     </w:r>

--- a/tillsyn/A 1769-2022 tillsynsbegäran.docx
+++ b/tillsyn/A 1769-2022 tillsynsbegäran.docx
@@ -227,7 +227,7 @@
     <w:r>
       <w:tab/>
       <w:tab/>
-      <w:t>2026-09-24</w:t>
+      <w:t>2026-09-25</w:t>
       <w:br/>
       <w:br/>
     </w:r>

--- a/tillsyn/A 1769-2022 tillsynsbegäran.docx
+++ b/tillsyn/A 1769-2022 tillsynsbegäran.docx
@@ -227,7 +227,7 @@
     <w:r>
       <w:tab/>
       <w:tab/>
-      <w:t>2026-09-25</w:t>
+      <w:t>2026-09-26</w:t>
       <w:br/>
       <w:br/>
     </w:r>

--- a/tillsyn/A 1769-2022 tillsynsbegäran.docx
+++ b/tillsyn/A 1769-2022 tillsynsbegäran.docx
@@ -227,7 +227,7 @@
     <w:r>
       <w:tab/>
       <w:tab/>
-      <w:t>2026-09-26</w:t>
+      <w:t>2026-09-27</w:t>
       <w:br/>
       <w:br/>
     </w:r>

--- a/tillsyn/A 1769-2022 tillsynsbegäran.docx
+++ b/tillsyn/A 1769-2022 tillsynsbegäran.docx
@@ -227,7 +227,7 @@
     <w:r>
       <w:tab/>
       <w:tab/>
-      <w:t>2026-09-27</w:t>
+      <w:t>2026-09-28</w:t>
       <w:br/>
       <w:br/>
     </w:r>

--- a/tillsyn/A 1769-2022 tillsynsbegäran.docx
+++ b/tillsyn/A 1769-2022 tillsynsbegäran.docx
@@ -227,7 +227,7 @@
     <w:r>
       <w:tab/>
       <w:tab/>
-      <w:t>2026-09-28</w:t>
+      <w:t>2026-09-29</w:t>
       <w:br/>
       <w:br/>
     </w:r>

--- a/tillsyn/A 1769-2022 tillsynsbegäran.docx
+++ b/tillsyn/A 1769-2022 tillsynsbegäran.docx
@@ -227,7 +227,7 @@
     <w:r>
       <w:tab/>
       <w:tab/>
-      <w:t>2026-09-29</w:t>
+      <w:t>2026-09-30</w:t>
       <w:br/>
       <w:br/>
     </w:r>

--- a/tillsyn/A 1769-2022 tillsynsbegäran.docx
+++ b/tillsyn/A 1769-2022 tillsynsbegäran.docx
@@ -227,7 +227,7 @@
     <w:r>
       <w:tab/>
       <w:tab/>
-      <w:t>2026-09-30</w:t>
+      <w:t>2026-10-01</w:t>
       <w:br/>
       <w:br/>
     </w:r>

--- a/tillsyn/A 1769-2022 tillsynsbegäran.docx
+++ b/tillsyn/A 1769-2022 tillsynsbegäran.docx
@@ -227,7 +227,7 @@
     <w:r>
       <w:tab/>
       <w:tab/>
-      <w:t>2026-10-01</w:t>
+      <w:t>2026-10-02</w:t>
       <w:br/>
       <w:br/>
     </w:r>

--- a/tillsyn/A 1769-2022 tillsynsbegäran.docx
+++ b/tillsyn/A 1769-2022 tillsynsbegäran.docx
@@ -227,7 +227,7 @@
     <w:r>
       <w:tab/>
       <w:tab/>
-      <w:t>2026-10-02</w:t>
+      <w:t>2026-10-03</w:t>
       <w:br/>
       <w:br/>
     </w:r>

--- a/tillsyn/A 1769-2022 tillsynsbegäran.docx
+++ b/tillsyn/A 1769-2022 tillsynsbegäran.docx
@@ -227,7 +227,7 @@
     <w:r>
       <w:tab/>
       <w:tab/>
-      <w:t>2026-10-03</w:t>
+      <w:t>2026-10-04</w:t>
       <w:br/>
       <w:br/>
     </w:r>

--- a/tillsyn/A 1769-2022 tillsynsbegäran.docx
+++ b/tillsyn/A 1769-2022 tillsynsbegäran.docx
@@ -227,7 +227,7 @@
     <w:r>
       <w:tab/>
       <w:tab/>
-      <w:t>2026-10-04</w:t>
+      <w:t>2026-10-05</w:t>
       <w:br/>
       <w:br/>
     </w:r>

--- a/tillsyn/A 1769-2022 tillsynsbegäran.docx
+++ b/tillsyn/A 1769-2022 tillsynsbegäran.docx
@@ -227,7 +227,7 @@
     <w:r>
       <w:tab/>
       <w:tab/>
-      <w:t>2026-10-05</w:t>
+      <w:t>2026-10-06</w:t>
       <w:br/>
       <w:br/>
     </w:r>

--- a/tillsyn/A 1769-2022 tillsynsbegäran.docx
+++ b/tillsyn/A 1769-2022 tillsynsbegäran.docx
@@ -227,7 +227,7 @@
     <w:r>
       <w:tab/>
       <w:tab/>
-      <w:t>2026-10-06</w:t>
+      <w:t>2026-10-07</w:t>
       <w:br/>
       <w:br/>
     </w:r>

--- a/tillsyn/A 1769-2022 tillsynsbegäran.docx
+++ b/tillsyn/A 1769-2022 tillsynsbegäran.docx
@@ -227,7 +227,7 @@
     <w:r>
       <w:tab/>
       <w:tab/>
-      <w:t>2026-10-07</w:t>
+      <w:t>2026-10-08</w:t>
       <w:br/>
       <w:br/>
     </w:r>

--- a/tillsyn/A 1769-2022 tillsynsbegäran.docx
+++ b/tillsyn/A 1769-2022 tillsynsbegäran.docx
@@ -227,7 +227,7 @@
     <w:r>
       <w:tab/>
       <w:tab/>
-      <w:t>2026-10-08</w:t>
+      <w:t>2026-10-09</w:t>
       <w:br/>
       <w:br/>
     </w:r>

--- a/tillsyn/A 1769-2022 tillsynsbegäran.docx
+++ b/tillsyn/A 1769-2022 tillsynsbegäran.docx
@@ -227,7 +227,7 @@
     <w:r>
       <w:tab/>
       <w:tab/>
-      <w:t>2026-10-09</w:t>
+      <w:t>2026-10-10</w:t>
       <w:br/>
       <w:br/>
     </w:r>

--- a/tillsyn/A 1769-2022 tillsynsbegäran.docx
+++ b/tillsyn/A 1769-2022 tillsynsbegäran.docx
@@ -227,7 +227,7 @@
     <w:r>
       <w:tab/>
       <w:tab/>
-      <w:t>2026-10-10</w:t>
+      <w:t>2026-10-11</w:t>
       <w:br/>
       <w:br/>
     </w:r>

--- a/tillsyn/A 1769-2022 tillsynsbegäran.docx
+++ b/tillsyn/A 1769-2022 tillsynsbegäran.docx
@@ -227,7 +227,7 @@
     <w:r>
       <w:tab/>
       <w:tab/>
-      <w:t>2026-10-11</w:t>
+      <w:t>2026-10-12</w:t>
       <w:br/>
       <w:br/>
     </w:r>

--- a/tillsyn/A 1769-2022 tillsynsbegäran.docx
+++ b/tillsyn/A 1769-2022 tillsynsbegäran.docx
@@ -227,7 +227,7 @@
     <w:r>
       <w:tab/>
       <w:tab/>
-      <w:t>2026-10-12</w:t>
+      <w:t>2026-10-13</w:t>
       <w:br/>
       <w:br/>
     </w:r>

--- a/tillsyn/A 1769-2022 tillsynsbegäran.docx
+++ b/tillsyn/A 1769-2022 tillsynsbegäran.docx
@@ -22,7 +22,7 @@
       <w:r>
         <w:drawing>
           <wp:inline xmlns:a="http://schemas.openxmlformats.org/drawingml/2006/main" xmlns:pic="http://schemas.openxmlformats.org/drawingml/2006/picture">
-            <wp:extent cx="5486400" cy="4794422"/>
+            <wp:extent cx="5486400" cy="4574620"/>
             <wp:docPr id="1" name="Picture 1"/>
             <wp:cNvGraphicFramePr>
               <a:graphicFrameLocks noChangeAspect="1"/>
@@ -43,7 +43,7 @@
                   <pic:spPr>
                     <a:xfrm>
                       <a:off x="0" y="0"/>
-                      <a:ext cx="5486400" cy="4794422"/>
+                      <a:ext cx="5486400" cy="4574620"/>
                     </a:xfrm>
                     <a:prstGeom prst="rect"/>
                   </pic:spPr>
@@ -65,7 +65,7 @@
     </w:p>
     <w:p>
       <w:r>
-        <w:t>I och inom 22 meter från avverkningsanmälan finns fynd av 9 naturvårdsarter, varav 4 är rödlistade, 5 är fridlysta och 1 är signalart (S): axveronika (NT), loppstarr (NT), majviva (NT), ängsstarr (NT), flugblomster (S, §8), brudsporre (§8), grönvit nattviol (§8), kärrknipprot (§8) och vanliga ängsnycklar (§8). Se Figur 1.</w:t>
+        <w:t>I och inom 22 meter från avverkningsanmälan finns fynd av 31 naturvårdsarter, varav 22 är rödlistade, 5 är fridlysta, 2 är typiska (T) och 5 är signalarter (S): sträv jordstjärna (EN), svartnande fingersvamp (EN), Clitopaxillus alexandri (VU), duvspindling (VU), gulsträngad fagerspindling (VU), narrspindling (VU), svartgrön spindling (VU), trollspindling (VU), ullmusseron (VU), vit taggsvamp (VU), axveronika (NT), backtimjan (NT), barrviolspindling (NT), bittermusseron (NT), blå slemspindling (NT, T), denisespindling (NT), kryddspindling (NT, T), loppstarr (NT), majviva (NT), odörspindling (NT), solvända (NT), ängsstarr (NT), anisspindling (S), besk kastanjemusseron (S), flugblomster (S, §8), fransig jordstjärna (S), olivspindling (S), brudsporre (§8), grönvit nattviol (§8), kärrknipprot (§8) och vanliga ängsnycklar (§8). Se Figur 1.</w:t>
       </w:r>
     </w:p>
     <w:p>
@@ -97,6 +97,227 @@
     <w:p>
       <w:r>
         <w:t>Nedan följer beskrivningar av de naturvårdsarter och fridlysta arter som har sina livsmiljöer och växtplatser i den avverkningsanmälda skogen. De påträffade naturvårdsarterna är ett tydligt kvitto på att det rör sig om en skog med höga naturvärden.</w:t>
+      </w:r>
+    </w:p>
+    <w:p>
+      <w:r>
+        <w:rPr>
+          <w:b/>
+        </w:rPr>
+        <w:t>Sträv jordstjärna (EN)</w:t>
+      </w:r>
+      <w:r>
+        <w:t xml:space="preserve"> är en starkt hotad art som växer i gles, helst betad skog på kalkrik mark, gärna i barrmattor eller i anslutning till gamla trädstammar, murkna stubbar eller på och kring myrstackar. Arten är placerad högst upp i Skogsstyrelsens värdepyramid för bedömning av skog med höga naturvärden. Dess starka fästen i gotländska kalkbarrskogar är internationellt viktiga och bör, tillsammans med andra arter i samma miljö, bilda underlag i det fortsatta naturvårdsarbetet för betade kalkbarrskogar (SLU Artdatabanken, 2024; Nitare &amp; Skogsstyrelsen, 2019).</w:t>
+      </w:r>
+    </w:p>
+    <w:p>
+      <w:r>
+        <w:rPr>
+          <w:b/>
+        </w:rPr>
+        <w:t xml:space="preserve">Svartnande fingersvamp (EN) </w:t>
+      </w:r>
+      <w:r>
+        <w:t>är en mycket sällsynt och starkt hotad art som bara är påträffad i mycket exklusiva miljöer. Den indikerar överallt starkt skyddsvärda områden, såväl skogsmiljöer som öppna kalktorrängar. Lövskogslokalerna utgör gamla strandskogar, lövängar och hagmarker som sedan lång tid tillbaka är igenvuxna och mer eller mindre naturskogsartade. Dessa områden kräver ingen hävd, utan all form av avverkning som leder till mer slutet fältskikt innebär ett hot. På samtliga kända växtplatser förekommer en stor koncentration av andra sällsynta och hotade arter. Svampen är i hela Europa starkt hotad och Sverige hyser sannolikt en stor andel av världspopulationen. Samtliga växtplatser bör skyddas. Svartnande fingersvamp</w:t>
+      </w:r>
+      <w:r>
+        <w:rPr>
+          <w:b/>
+        </w:rPr>
+        <w:t xml:space="preserve"> </w:t>
+      </w:r>
+      <w:r>
+        <w:t>är placerad högst upp i Skogsstyrelsens värdepyramid för bedömning av skog med höga naturvärden (SLU Artdatabanken, 2024; Nitare &amp; Skogsstyrelsen, 2019).</w:t>
+      </w:r>
+    </w:p>
+    <w:p>
+      <w:r>
+        <w:rPr>
+          <w:b/>
+          <w:i/>
+        </w:rPr>
+        <w:t>Clitopaxillus alexandri</w:t>
+      </w:r>
+      <w:r>
+        <w:rPr>
+          <w:b/>
+        </w:rPr>
+        <w:t xml:space="preserve"> (VU)</w:t>
+      </w:r>
+      <w:r>
+        <w:t xml:space="preserve"> är en pluggtrattskivling som lever som nedbrytare i förna under gran och tall i äldre kalkbarrskog. Hittills endast bekräftad från ett fåtal lokaler på Gotland och en lokal i Västergötland. Det saknas indikation på att arten långsiktigt kan etablera och reproducera sig i skogar som kontinuerligt trakthyggesbrukas. Den typ av tjocka förnalager av lämplig kvalitet som utgör artens habitat hinner inte nyskapas under de omloppstider som råder mellan slutavverkningsfaserna. En fortlöpande minskning bedöms pågå p.g.a. slutavverkning av äldre kalkbarrskog (SLU Artdatabanken, 2026).</w:t>
+      </w:r>
+    </w:p>
+    <w:p>
+      <w:r>
+        <w:rPr>
+          <w:b/>
+        </w:rPr>
+        <w:t>Duvspindling (VU)</w:t>
+      </w:r>
+      <w:r>
+        <w:t xml:space="preserve"> bildar mykorrhiza med tall och förmodligen även gran i torr, kalkrik barrskog. Arten är placerad högst upp i Skogsstyrelsens värdepyramid för bedömning av skog med höga naturvärden och utgör en mycket bra indikator på skyddsvärd kalktallskog av sydöstlig typ. Kalavverkning, markberedning och markavvattning utgör de främsta hoten (SLU Artdatabanken, 2024; Nitare &amp; Skogsstyrelsen, 2019).</w:t>
+      </w:r>
+    </w:p>
+    <w:p>
+      <w:r>
+        <w:rPr>
+          <w:b/>
+        </w:rPr>
+        <w:t>Gulsträngad fagerspindling (VU)</w:t>
+      </w:r>
+      <w:r>
+        <w:t>, som bildar mykorrhiza med tall och gran i luckig kalkbarrskog, har sin huvudsakliga utbredning på Gotland samt enstaka fynd på norra Öland. Arten är placerad högst upp i Skogsstyrelsens värdepyramid för bedömning av skog med höga naturvärden och hotas av slutavverkningar av äldre kontinuitetsbarrskog. Lokaler med arten måste skyddas från avverkning och kalkbrytning. Gulsträngad fagerspindling är globalt rödlistad som sårbar (VU) vilket innebär att Sverige har ett internationellt ansvar för arten (SLU Artdatabanken, 2024; Nitare &amp; Skogsstyrelsen, 2019; IUCN, 2019).</w:t>
+      </w:r>
+    </w:p>
+    <w:p>
+      <w:r>
+        <w:rPr>
+          <w:b/>
+        </w:rPr>
+        <w:t>Narrspindling (VU)</w:t>
+      </w:r>
+      <w:r>
+        <w:t xml:space="preserve"> bildar mykorrhiza med tall på kalkrik mark i luckig kalktallskog. Den är placerad högst upp i Skogsstyrelsens värdepyramid för bedömning av skog med höga naturvärden och är i Norden bara känd från ett fåtal lokaler på Gotland. Arten är mycket sårbar genom sin fåtaliga förekomst och bedöms ha minskat och fortsätter att minska, huvudsakligen p.g.a. slutavverkningar av äldre barrskog (SLU Artdatabanken, 2024; Nitare &amp; Skogsstyrelsen, 2019).</w:t>
+      </w:r>
+    </w:p>
+    <w:p>
+      <w:r>
+        <w:rPr>
+          <w:b/>
+        </w:rPr>
+        <w:t>Svartgrön spindling (VU)</w:t>
+      </w:r>
+      <w:r>
+        <w:t>, som bildar mykorrhiza med gran och tall i ängsgranskog och barrblandskog på kalkrik mark, har i Sverige sin huvudsakliga utbredning på Gotland. Arten är placerad högst upp i Skogsstyrelsens värdepyramid för bedömning av skog med höga naturvärden och den missgynnas av intensivt skogsbruk och kalavverkningar. Svartgrön spindling är globalt rödlistad som nära hotad (NT) vilket innebär att Sverige har ett internationellt ansvar för arten (SLU Artdatabanken, 2024; Nitare &amp; Skogsstyrelsen, 2019; IUCN, 2019).</w:t>
+      </w:r>
+    </w:p>
+    <w:p>
+      <w:r>
+        <w:rPr>
+          <w:b/>
+        </w:rPr>
+        <w:t>Trollspindling (VU)</w:t>
+      </w:r>
+      <w:r>
+        <w:t xml:space="preserve"> är en ytterst sällsynt ädelspindling som bildar mykorrhiza med tall och gran i ljusöppen och luckig kalkbarrskog. Främsta hotet är rationellt skogsbruk med slutavverkning eller andra avverkningar. Skydda kända lokaler formellt och om svampen påträffas på nya lokaler bör även dessa skyddas (SLU Artdatabanken, 2026).</w:t>
+      </w:r>
+    </w:p>
+    <w:p>
+      <w:r>
+        <w:rPr>
+          <w:b/>
+        </w:rPr>
+        <w:t>Ullmusseron (VU)</w:t>
+      </w:r>
+      <w:r>
+        <w:t xml:space="preserve"> bildar mykorrhiza med gran, eventuellt även med tall, i kalkbarrskog, sällsynt även med bok i bokskog på kalkrik mark. Arten har sin huvudsakliga förekomst på Gotland. En handfull bekräftade fynd finns från norra Öland och från kalkrik bokskog i Skåne. Den totala populationen i landet har minskat kraftigt och bedöms fortsätta minska på grund av avverkning av kalkbarrskogar och tilltagande fragmentering av artens livsmiljöer. Arten har begränsad förmåga att återetablera sig efter slutavverkning eller andra storskaliga skogsbruksåtgärder, och det finns inga indikationer på att den långsiktigt kan etablera eller reproducera sig i bestånd som brukas med trakthyggesmetoder, markberedning, gödsling eller förädlat plantmaterial (SLU Artdatabanken, 2026).</w:t>
+      </w:r>
+    </w:p>
+    <w:p>
+      <w:r>
+        <w:rPr>
+          <w:b/>
+        </w:rPr>
+        <w:t xml:space="preserve">Vit taggsvamp (VU) </w:t>
+      </w:r>
+      <w:r>
+        <w:t>bildar mykorrhiza med gran och tall i äldre ängsgranskog och hällmarksbarrskog på kalkrik mark. Kända aktuella lokaler finns endast på Gotland. Det främsta hotet mot arten är avverkning av dess värdträd gran och tall och kända lokaler bör undantas från avverkning för att säkra att dessa hålls intakta (SLU Artdatabanken, 2024).</w:t>
+      </w:r>
+    </w:p>
+    <w:p>
+      <w:r>
+        <w:rPr>
+          <w:b/>
+        </w:rPr>
+        <w:t>Barrviolspindling (NT)</w:t>
+      </w:r>
+      <w:r>
+        <w:t xml:space="preserve"> bildar mykorrhiza med gran, huvudsakligen i örtrika kalkpåverkade äldre granskogar. Arten är sannolikt uttorkningskänslig och knuten till granskogar med långvarig grankontinuitet. Den hotas främst av skogsavverkning och tycks försvinna efter slutavverkning, markberedning och plantering. Minskningstakten uppgår till 15 % inom 50 år och bedöms vara nära gränsvärdet för Sårbar (VU). (A2c+3c+4c) (SLU Artdatabanken, 2024; Nitare &amp; Skogsstyrelsen, 2019).</w:t>
+      </w:r>
+    </w:p>
+    <w:p>
+      <w:r>
+        <w:rPr>
+          <w:b/>
+        </w:rPr>
+        <w:t>Bittermusseron (NT)</w:t>
+      </w:r>
+      <w:r>
+        <w:t xml:space="preserve"> är en kalkgynnad och värmeälskande förnasvamp som påträffas i äldre kalkbarrskogar, gärna på relativt torr mark. Virkesrika, äldre barrskogar med hög bonitet, på bättre jordar är en bristvara i befintliga, skyddade områden i Sverige. Därför måste fler örtrika barrskogar, särskilt de med trädkontinuitet, skyddas i större utsträckning än vad som tidigare gjorts. Uttag av skog ska helst göras genom plockhuggning, blädning eller andra alternativa, skonsamma avverkningsformer (SLU Artdatabanken, 2024; Nitare &amp; Skogsstyrelsen, 2019).</w:t>
+      </w:r>
+    </w:p>
+    <w:p>
+      <w:r>
+        <w:rPr>
+          <w:b/>
+        </w:rPr>
+        <w:t>Blå slemspindling (NT)</w:t>
+      </w:r>
+      <w:r>
+        <w:t xml:space="preserve"> är en mykorrhizasvamp som förekommer i kalkgranskogar med välutvecklade mossmattor och ett örtrikt fältskikt. Den växer även på rik mark i ädellövskog under bok, ek. lind och hassel. Växtplatserna har ofta hög luftfuktighet och ligger gärna i anslutning till en bäck eller ett fuktdråg där marken inte blir helt uttorkad under sommaren. Arten signalerar höga naturvärden och växer ofta tillsammans med många andra ovanliga och rödlistade arter. Den totala populationen i landet bedöms ha minskat och väntas fortsätta minska, främst till följd av avverkning av kalkbarrskogar. Blå slemspindling är typisk art för </w:t>
+      </w:r>
+      <w:r>
+        <w:rPr>
+          <w:i/>
+        </w:rPr>
+        <w:t xml:space="preserve">9050 Näringsrik granskog </w:t>
+      </w:r>
+      <w:r>
+        <w:t>(SLU Artdatabanken, 2026; Nitare &amp; Skogsstyrelsen, 2019).</w:t>
+      </w:r>
+    </w:p>
+    <w:p>
+      <w:r>
+        <w:rPr>
+          <w:b/>
+        </w:rPr>
+        <w:t>Denisespindling (NT)</w:t>
+      </w:r>
+      <w:r>
+        <w:t xml:space="preserve"> bildar mykorrhiza med tall och gran i kalktallskog och ängsgranskog på kalkrik mark. Artens koppling till produktiva äldre granskogar med hög bonitet gör den särskilt utsatt för slutavverkning. Kalkbarrskogar med höga naturvärden bör undantas från rationellt skogsbruk och få områdesskydd med anpassade skötselråd (SLU Artdatabanken, 2024).</w:t>
+      </w:r>
+    </w:p>
+    <w:p>
+      <w:r>
+        <w:rPr>
+          <w:b/>
+        </w:rPr>
+        <w:t>Kryddspindling (NT)</w:t>
+      </w:r>
+      <w:r>
+        <w:t xml:space="preserve"> signalerar örtrika granskogar som normalt har höga naturvärden. Oftast växer den i äldre granskog på kalkrikt underlag och svampen är en mycket användbar signalart för denna miljö. Den utgör en viktig karaktärsart för all äldre kalkbarrskog med lång trädkontinuitet av gran. På lokalerna förekommer nästan alltid många ovanliga och rödlistade arter. Den totala populationen i landet har minskat och bedöms fortsätta minska till följd av avverkning av äldre barrskogar. Kryddspindling är typisk art för </w:t>
+      </w:r>
+      <w:r>
+        <w:rPr>
+          <w:i/>
+        </w:rPr>
+        <w:t xml:space="preserve">9050 Näringsrik granskog </w:t>
+      </w:r>
+      <w:r>
+        <w:t>(Nitare &amp; Skogsstyrelsen, 2000; SLU Artdatabanken, 2026).</w:t>
+      </w:r>
+    </w:p>
+    <w:p>
+      <w:r>
+        <w:rPr>
+          <w:b/>
+        </w:rPr>
+        <w:t>Odörspindling (NT)</w:t>
+      </w:r>
+      <w:r>
+        <w:t xml:space="preserve"> bildar mykorrhiza med gran och tall i örtrik kalkbarrskog. Den uppträder huvudsakligen i äldre barrskogar så kallade ”bondeskogar” med en lång trädkontinuitet. Minskningstakten uppgår till 15 % inom 50 år och bedöms vara nära gränsvärdet för Sårbar (VU). (A2c+3c+4c). Virkesrika, äldre barrskogar med hög bonitet, på bättre jordar är en bristvara i befintliga, skyddade områden i Sverige och fler örtrika barrskogar med trädkontinuitet måste skyddas i större utsträckning än vad som tidigare gjorts. Områden med odörspindling bör inte gallras eller plockhuggas om inte huggningen efterföljs av skogsbete (SLU Artdatabanken, 2024).</w:t>
+      </w:r>
+    </w:p>
+    <w:p>
+      <w:r>
+        <w:rPr>
+          <w:b/>
+        </w:rPr>
+        <w:t>Olivspindling</w:t>
+      </w:r>
+      <w:r>
+        <w:t xml:space="preserve"> växer uteslutande på näringsrik och kalkhaltig skogsmark där den huvudsakligen bildar mykorrhiza med gran och tall. Svampen är en typisk representant för kalkgranskogens särpräglade och rika svampflora. Kalavverkning är ett hot mot arten, eftersom den sannolikt kräver lång kontinuitet av äldre träd. Populationerna i landet bedöms därför minska beroende på slutavverkning av äldre barrskog på kalkhaltig mark (SLU Artdatabanken, 2024; Nitare &amp; Skogsstyrelsen, 2019).</w:t>
       </w:r>
     </w:p>
     <w:sectPr>
@@ -227,7 +448,7 @@
     <w:r>
       <w:tab/>
       <w:tab/>
-      <w:t>2026-10-13</w:t>
+      <w:t>2026-10-14</w:t>
       <w:br/>
       <w:br/>
     </w:r>

--- a/tillsyn/A 1769-2022 tillsynsbegäran.docx
+++ b/tillsyn/A 1769-2022 tillsynsbegäran.docx
@@ -448,7 +448,7 @@
     <w:r>
       <w:tab/>
       <w:tab/>
-      <w:t>2026-10-14</w:t>
+      <w:t>2026-10-15</w:t>
       <w:br/>
       <w:br/>
     </w:r>

--- a/tillsyn/A 1769-2022 tillsynsbegäran.docx
+++ b/tillsyn/A 1769-2022 tillsynsbegäran.docx
@@ -448,7 +448,7 @@
     <w:r>
       <w:tab/>
       <w:tab/>
-      <w:t>2026-10-15</w:t>
+      <w:t>2026-10-16</w:t>
       <w:br/>
       <w:br/>
     </w:r>

--- a/tillsyn/A 1769-2022 tillsynsbegäran.docx
+++ b/tillsyn/A 1769-2022 tillsynsbegäran.docx
@@ -448,7 +448,7 @@
     <w:r>
       <w:tab/>
       <w:tab/>
-      <w:t>2026-10-16</w:t>
+      <w:t>2026-10-17</w:t>
       <w:br/>
       <w:br/>
     </w:r>

--- a/tillsyn/A 1769-2022 tillsynsbegäran.docx
+++ b/tillsyn/A 1769-2022 tillsynsbegäran.docx
@@ -448,7 +448,7 @@
     <w:r>
       <w:tab/>
       <w:tab/>
-      <w:t>2026-10-17</w:t>
+      <w:t>2026-10-18</w:t>
       <w:br/>
       <w:br/>
     </w:r>

--- a/tillsyn/A 1769-2022 tillsynsbegäran.docx
+++ b/tillsyn/A 1769-2022 tillsynsbegäran.docx
@@ -448,7 +448,7 @@
     <w:r>
       <w:tab/>
       <w:tab/>
-      <w:t>2026-10-18</w:t>
+      <w:t>2026-10-19</w:t>
       <w:br/>
       <w:br/>
     </w:r>

--- a/tillsyn/A 1769-2022 tillsynsbegäran.docx
+++ b/tillsyn/A 1769-2022 tillsynsbegäran.docx
@@ -448,7 +448,7 @@
     <w:r>
       <w:tab/>
       <w:tab/>
-      <w:t>2026-10-19</w:t>
+      <w:t>2026-10-20</w:t>
       <w:br/>
       <w:br/>
     </w:r>

--- a/tillsyn/A 1769-2022 tillsynsbegäran.docx
+++ b/tillsyn/A 1769-2022 tillsynsbegäran.docx
@@ -448,7 +448,7 @@
     <w:r>
       <w:tab/>
       <w:tab/>
-      <w:t>2026-10-20</w:t>
+      <w:t>2026-10-21</w:t>
       <w:br/>
       <w:br/>
     </w:r>

--- a/tillsyn/A 1769-2022 tillsynsbegäran.docx
+++ b/tillsyn/A 1769-2022 tillsynsbegäran.docx
@@ -448,7 +448,7 @@
     <w:r>
       <w:tab/>
       <w:tab/>
-      <w:t>2026-10-21</w:t>
+      <w:t>2026-10-22</w:t>
       <w:br/>
       <w:br/>
     </w:r>

--- a/tillsyn/A 1769-2022 tillsynsbegäran.docx
+++ b/tillsyn/A 1769-2022 tillsynsbegäran.docx
@@ -448,7 +448,7 @@
     <w:r>
       <w:tab/>
       <w:tab/>
-      <w:t>2026-10-22</w:t>
+      <w:t>2026-10-23</w:t>
       <w:br/>
       <w:br/>
     </w:r>

--- a/tillsyn/A 1769-2022 tillsynsbegäran.docx
+++ b/tillsyn/A 1769-2022 tillsynsbegäran.docx
@@ -448,7 +448,7 @@
     <w:r>
       <w:tab/>
       <w:tab/>
-      <w:t>2026-10-23</w:t>
+      <w:t>2026-10-24</w:t>
       <w:br/>
       <w:br/>
     </w:r>

--- a/tillsyn/A 1769-2022 tillsynsbegäran.docx
+++ b/tillsyn/A 1769-2022 tillsynsbegäran.docx
@@ -448,7 +448,7 @@
     <w:r>
       <w:tab/>
       <w:tab/>
-      <w:t>2026-10-24</w:t>
+      <w:t>2026-10-25</w:t>
       <w:br/>
       <w:br/>
     </w:r>

--- a/tillsyn/A 1769-2022 tillsynsbegäran.docx
+++ b/tillsyn/A 1769-2022 tillsynsbegäran.docx
@@ -448,7 +448,7 @@
     <w:r>
       <w:tab/>
       <w:tab/>
-      <w:t>2026-10-25</w:t>
+      <w:t>2026-10-26</w:t>
       <w:br/>
       <w:br/>
     </w:r>

--- a/tillsyn/A 1769-2022 tillsynsbegäran.docx
+++ b/tillsyn/A 1769-2022 tillsynsbegäran.docx
@@ -448,7 +448,7 @@
     <w:r>
       <w:tab/>
       <w:tab/>
-      <w:t>2026-10-26</w:t>
+      <w:t>2026-10-27</w:t>
       <w:br/>
       <w:br/>
     </w:r>

--- a/tillsyn/A 1769-2022 tillsynsbegäran.docx
+++ b/tillsyn/A 1769-2022 tillsynsbegäran.docx
@@ -448,7 +448,7 @@
     <w:r>
       <w:tab/>
       <w:tab/>
-      <w:t>2026-10-27</w:t>
+      <w:t>2026-10-28</w:t>
       <w:br/>
       <w:br/>
     </w:r>

--- a/tillsyn/A 1769-2022 tillsynsbegäran.docx
+++ b/tillsyn/A 1769-2022 tillsynsbegäran.docx
@@ -448,7 +448,7 @@
     <w:r>
       <w:tab/>
       <w:tab/>
-      <w:t>2026-10-28</w:t>
+      <w:t>2026-10-29</w:t>
       <w:br/>
       <w:br/>
     </w:r>

--- a/tillsyn/A 1769-2022 tillsynsbegäran.docx
+++ b/tillsyn/A 1769-2022 tillsynsbegäran.docx
@@ -448,7 +448,7 @@
     <w:r>
       <w:tab/>
       <w:tab/>
-      <w:t>2026-10-29</w:t>
+      <w:t>2026-10-31</w:t>
       <w:br/>
       <w:br/>
     </w:r>
